--- a/zht/docx/182.content.docx
+++ b/zht/docx/182.content.docx
@@ -346,18 +346,12 @@
           <w:lang w:val="zh_TW" w:bidi="zh_TW"/>
         </w:rPr>
       </w:r>
-      <w:hyperlink r:id="rId13">
-        <w:r>
-          <w:rPr>
-            <w:lang w:val="zh_TW" w:bidi="zh_TW"/>
-          </w:rPr>
-          <w:rPr>
-            <w:color w:val="0000EE"/>
-            <w:u w:val="single"/>
-          </w:rPr>
-          <w:t>約翰壹書1:3</w:t>
-        </w:r>
-      </w:hyperlink>
+      <w:r>
+        <w:rPr>
+          <w:lang w:val="zh_TW" w:bidi="zh_TW"/>
+        </w:rPr>
+        <w:t>約翰壹書1:3</w:t>
+      </w:r>
     </w:p>
     <w:p>
       <w:pPr>
@@ -370,18 +364,12 @@
           <w:lang w:val="zh_TW" w:bidi="zh_TW"/>
         </w:rPr>
       </w:r>
-      <w:hyperlink r:id="rId14">
-        <w:r>
-          <w:rPr>
-            <w:lang w:val="zh_TW" w:bidi="zh_TW"/>
-          </w:rPr>
-          <w:rPr>
-            <w:color w:val="0000EE"/>
-            <w:u w:val="single"/>
-          </w:rPr>
-          <w:t>使徒行傳2:40–42</w:t>
-        </w:r>
-      </w:hyperlink>
+      <w:r>
+        <w:rPr>
+          <w:lang w:val="zh_TW" w:bidi="zh_TW"/>
+        </w:rPr>
+        <w:t>使徒行傳2:40–42</w:t>
+      </w:r>
     </w:p>
     <w:p>
       <w:pPr>
@@ -394,18 +382,12 @@
           <w:lang w:val="zh_TW" w:bidi="zh_TW"/>
         </w:rPr>
       </w:r>
-      <w:hyperlink r:id="rId15">
-        <w:r>
-          <w:rPr>
-            <w:lang w:val="zh_TW" w:bidi="zh_TW"/>
-          </w:rPr>
-          <w:rPr>
-            <w:color w:val="0000EE"/>
-            <w:u w:val="single"/>
-          </w:rPr>
-          <w:t>腓立比書1:3–6</w:t>
-        </w:r>
-      </w:hyperlink>
+      <w:r>
+        <w:rPr>
+          <w:lang w:val="zh_TW" w:bidi="zh_TW"/>
+        </w:rPr>
+        <w:t>腓立比書1:3–6</w:t>
+      </w:r>
     </w:p>
     <w:p>
       <w:pPr>
@@ -418,18 +400,12 @@
           <w:lang w:val="zh_TW" w:bidi="zh_TW"/>
         </w:rPr>
       </w:r>
-      <w:hyperlink r:id="rId16">
-        <w:r>
-          <w:rPr>
-            <w:lang w:val="zh_TW" w:bidi="zh_TW"/>
-          </w:rPr>
-          <w:rPr>
-            <w:color w:val="0000EE"/>
-            <w:u w:val="single"/>
-          </w:rPr>
-          <w:t>腓立比書2:1</w:t>
-        </w:r>
-      </w:hyperlink>
+      <w:r>
+        <w:rPr>
+          <w:lang w:val="zh_TW" w:bidi="zh_TW"/>
+        </w:rPr>
+        <w:t>腓立比書2:1</w:t>
+      </w:r>
     </w:p>
     <w:p>
       <w:pPr>
@@ -442,18 +418,12 @@
           <w:lang w:val="zh_TW" w:bidi="zh_TW"/>
         </w:rPr>
       </w:r>
-      <w:hyperlink r:id="rId17">
-        <w:r>
-          <w:rPr>
-            <w:lang w:val="zh_TW" w:bidi="zh_TW"/>
-          </w:rPr>
-          <w:rPr>
-            <w:color w:val="0000EE"/>
-            <w:u w:val="single"/>
-          </w:rPr>
-          <w:t>腓立比書3:10</w:t>
-        </w:r>
-      </w:hyperlink>
+      <w:r>
+        <w:rPr>
+          <w:lang w:val="zh_TW" w:bidi="zh_TW"/>
+        </w:rPr>
+        <w:t>腓立比書3:10</w:t>
+      </w:r>
     </w:p>
     <w:p>
       <w:pPr>
@@ -466,18 +436,12 @@
           <w:lang w:val="zh_TW" w:bidi="zh_TW"/>
         </w:rPr>
       </w:r>
-      <w:hyperlink r:id="rId18">
-        <w:r>
-          <w:rPr>
-            <w:lang w:val="zh_TW" w:bidi="zh_TW"/>
-          </w:rPr>
-          <w:rPr>
-            <w:color w:val="0000EE"/>
-            <w:u w:val="single"/>
-          </w:rPr>
-          <w:t>詩篇55:12–14</w:t>
-        </w:r>
-      </w:hyperlink>
+      <w:r>
+        <w:rPr>
+          <w:lang w:val="zh_TW" w:bidi="zh_TW"/>
+        </w:rPr>
+        <w:t>詩篇55:12–14</w:t>
+      </w:r>
     </w:p>
     <w:p>
       <w:pPr>
